--- a/02_数学/错题集/输出/数学_错题练习_空白版.docx
+++ b/02_数学/错题集/输出/数学_错题练习_空白版.docx
@@ -27,7 +27,7 @@
           <w:color w:val="707070"/>
           <w:sz w:val="18"/>
         </w:rPr>
-        <w:t>朱秋宇 · 七年级  |  共 3 题  |  生成日期：2026-10-28</w:t>
+        <w:t>朱秋宇 · 七年级  |  共 3 题  |  生成日期：2026-10-29</w:t>
       </w:r>
     </w:p>
     <w:p>
